--- a/CHANGES_REAL_GEOMETRY.docx
+++ b/CHANGES_REAL_GEOMETRY.docx
@@ -11,7 +11,15 @@
           <w:rFonts w:ascii="Apple SD Gothic Neo" w:hAnsi="Apple SD Gothic Neo" w:eastAsia="Apple SD Gothic Neo"/>
           <w:sz w:val="36"/>
         </w:rPr>
-        <w:t>AI Tilt 보고서 — 실제 제품 도면 확인 후, 무엇이 달라졌나</w:t>
+        <w:t xml:space="preserve">AI Tilt 보고서 — 실제 제품 도면 확인 후, 무엇이 달라졌나 </w:t>
+      </w:r>
+      <w:r>
+        <w:rPr>
+          <w:rFonts w:ascii="Apple SD Gothic Neo" w:hAnsi="Apple SD Gothic Neo" w:eastAsia="Apple SD Gothic Neo"/>
+          <w:b/>
+          <w:sz w:val="36"/>
+        </w:rPr>
+        <w:t>(정정판)</w:t>
       </w:r>
     </w:p>
     <w:p>
@@ -20,7 +28,22 @@
           <w:rFonts w:ascii="Apple SD Gothic Neo" w:hAnsi="Apple SD Gothic Neo" w:eastAsia="Apple SD Gothic Neo"/>
           <w:sz w:val="21"/>
         </w:rPr>
-        <w:t>작성: 2026-06-11 · 대상 독자: 이 프로젝트를 처음 보는 분 포함</w:t>
+        <w:t xml:space="preserve">작성: 2026-06-11 · </w:t>
+      </w:r>
+      <w:r>
+        <w:rPr>
+          <w:rFonts w:ascii="Apple SD Gothic Neo" w:hAnsi="Apple SD Gothic Neo" w:eastAsia="Apple SD Gothic Neo"/>
+          <w:b/>
+          <w:sz w:val="21"/>
+        </w:rPr>
+        <w:t>정정판: 2026-06-11 (적대검토 + v17 완료 반영)</w:t>
+      </w:r>
+      <w:r>
+        <w:rPr>
+          <w:rFonts w:ascii="Apple SD Gothic Neo" w:hAnsi="Apple SD Gothic Neo" w:eastAsia="Apple SD Gothic Neo"/>
+          <w:sz w:val="21"/>
+        </w:rPr>
+        <w:t xml:space="preserve"> · 대상 독자: 이 프로젝트를 처음 보는 분 포함</w:t>
       </w:r>
     </w:p>
     <w:p>
@@ -51,7 +74,7 @@
           <w:b/>
           <w:sz w:val="21"/>
         </w:rPr>
-        <w:t>v16 → 실제 기하 반영(v17 예정)</w:t>
+        <w:t>v16 → 실제 기하 반영(v17 완료)</w:t>
       </w:r>
     </w:p>
     <w:p>
@@ -71,7 +94,239 @@
           <w:rFonts w:ascii="Apple SD Gothic Neo" w:hAnsi="Apple SD Gothic Neo" w:eastAsia="Apple SD Gothic Neo"/>
           <w:sz w:val="28"/>
         </w:rPr>
-        <w:t>0. 세 줄 요약</w:t>
+        <w:t>⚠️ 정정 고지 — 초판을 받으셨다면 이것부터</w:t>
+      </w:r>
+    </w:p>
+    <w:p>
+      <w:r>
+        <w:rPr>
+          <w:rFonts w:ascii="Apple SD Gothic Neo" w:hAnsi="Apple SD Gothic Neo" w:eastAsia="Apple SD Gothic Neo"/>
+          <w:sz w:val="21"/>
+        </w:rPr>
+        <w:t xml:space="preserve">이 보고서의 </w:t>
+      </w:r>
+      <w:r>
+        <w:rPr>
+          <w:rFonts w:ascii="Apple SD Gothic Neo" w:hAnsi="Apple SD Gothic Neo" w:eastAsia="Apple SD Gothic Neo"/>
+          <w:b/>
+          <w:sz w:val="21"/>
+        </w:rPr>
+        <w:t>초판</w:t>
+      </w:r>
+      <w:r>
+        <w:rPr>
+          <w:rFonts w:ascii="Apple SD Gothic Neo" w:hAnsi="Apple SD Gothic Neo" w:eastAsia="Apple SD Gothic Neo"/>
+          <w:sz w:val="21"/>
+        </w:rPr>
+        <w:t xml:space="preserve">(같은 날 오전 배포)은 "발전만 보면 완전히 닫는 게(90°) 최적, AI는 60° 고정 대비 +16.2%"라고 보고했습니다. </w:t>
+      </w:r>
+      <w:r>
+        <w:rPr>
+          <w:rFonts w:ascii="Apple SD Gothic Neo" w:hAnsi="Apple SD Gothic Neo" w:eastAsia="Apple SD Gothic Neo"/>
+          <w:b/>
+          <w:sz w:val="21"/>
+        </w:rPr>
+        <w:t>이 두 숫자는 틀렸습니다.</w:t>
+      </w:r>
+      <w:r>
+        <w:rPr>
+          <w:rFonts w:ascii="Apple SD Gothic Neo" w:hAnsi="Apple SD Gothic Neo" w:eastAsia="Apple SD Gothic Neo"/>
+          <w:sz w:val="21"/>
+        </w:rPr>
+        <w:t xml:space="preserve"> 초판 배포 직후 진행한 적대검토에서, "90° 닫힘이 최적"이라는 결론이 실제 물리가 아니라 </w:t>
+      </w:r>
+      <w:r>
+        <w:rPr>
+          <w:rFonts w:ascii="Apple SD Gothic Neo" w:hAnsi="Apple SD Gothic Neo" w:eastAsia="Apple SD Gothic Neo"/>
+          <w:b/>
+          <w:sz w:val="21"/>
+        </w:rPr>
+        <w:t>계산상 인공물 4건의 합작</w:t>
+      </w:r>
+      <w:r>
+        <w:rPr>
+          <w:rFonts w:ascii="Apple SD Gothic Neo" w:hAnsi="Apple SD Gothic Neo" w:eastAsia="Apple SD Gothic Neo"/>
+          <w:sz w:val="21"/>
+        </w:rPr>
+        <w:t>이었음이 확인됐습니다:</w:t>
+      </w:r>
+    </w:p>
+    <w:p>
+      <w:r>
+        <w:rPr>
+          <w:rFonts w:ascii="Apple SD Gothic Neo" w:hAnsi="Apple SD Gothic Neo" w:eastAsia="Apple SD Gothic Neo"/>
+          <w:sz w:val="21"/>
+        </w:rPr>
+        <w:t xml:space="preserve">1. </w:t>
+      </w:r>
+      <w:r>
+        <w:rPr>
+          <w:rFonts w:ascii="Apple SD Gothic Neo" w:hAnsi="Apple SD Gothic Neo" w:eastAsia="Apple SD Gothic Neo"/>
+          <w:b/>
+          <w:sz w:val="21"/>
+        </w:rPr>
+        <w:t>시야계수 계산의 날개폭 2배 버그</w:t>
+      </w:r>
+      <w:r>
+        <w:rPr>
+          <w:rFonts w:ascii="Apple SD Gothic Neo" w:hAnsi="Apple SD Gothic Neo" w:eastAsia="Apple SD Gothic Neo"/>
+          <w:sz w:val="21"/>
+        </w:rPr>
+        <w:t xml:space="preserve"> — 확산광 계산에서 날개폭이 실제의 2배로 들어가, 열린 각도의 하늘이 과도하게 가려진 것처럼 계산됨 (가장 큰 원인).</w:t>
+      </w:r>
+    </w:p>
+    <w:p>
+      <w:r>
+        <w:rPr>
+          <w:rFonts w:ascii="Apple SD Gothic Neo" w:hAnsi="Apple SD Gothic Neo" w:eastAsia="Apple SD Gothic Neo"/>
+          <w:sz w:val="21"/>
+        </w:rPr>
+        <w:t xml:space="preserve">2. </w:t>
+      </w:r>
+      <w:r>
+        <w:rPr>
+          <w:rFonts w:ascii="Apple SD Gothic Neo" w:hAnsi="Apple SD Gothic Neo" w:eastAsia="Apple SD Gothic Neo"/>
+          <w:b/>
+          <w:sz w:val="21"/>
+        </w:rPr>
+        <w:t>태양전지 띠의 가장자리 마진 무시</w:t>
+      </w:r>
+      <w:r>
+        <w:rPr>
+          <w:rFonts w:ascii="Apple SD Gothic Neo" w:hAnsi="Apple SD Gothic Neo" w:eastAsia="Apple SD Gothic Neo"/>
+          <w:sz w:val="21"/>
+        </w:rPr>
+        <w:t xml:space="preserve"> — 셀 띠(83mm)는 날개(97.5mm) 중앙에 있어, 그림자가 날개 끝에 살짝 걸쳐도 셀은 아직 안 가려진다. 초판은 날개 전체를 셀로 취급했다.</w:t>
+      </w:r>
+    </w:p>
+    <w:p>
+      <w:r>
+        <w:rPr>
+          <w:rFonts w:ascii="Apple SD Gothic Neo" w:hAnsi="Apple SD Gothic Neo" w:eastAsia="Apple SD Gothic Neo"/>
+          <w:sz w:val="21"/>
+        </w:rPr>
+        <w:t xml:space="preserve">3. </w:t>
+      </w:r>
+      <w:r>
+        <w:rPr>
+          <w:rFonts w:ascii="Apple SD Gothic Neo" w:hAnsi="Apple SD Gothic Neo" w:eastAsia="Apple SD Gothic Neo"/>
+          <w:b/>
+          <w:sz w:val="21"/>
+        </w:rPr>
+        <w:t>입사각 손실(IAM) 미반영</w:t>
+      </w:r>
+      <w:r>
+        <w:rPr>
+          <w:rFonts w:ascii="Apple SD Gothic Neo" w:hAnsi="Apple SD Gothic Neo" w:eastAsia="Apple SD Gothic Neo"/>
+          <w:sz w:val="21"/>
+        </w:rPr>
+        <w:t xml:space="preserve"> — 90°로 세우면 햇빛을 매우 비스듬히 받는데, 유리 표면 반사로 인한 이 손실이 빠져 있었다.</w:t>
+      </w:r>
+    </w:p>
+    <w:p>
+      <w:r>
+        <w:rPr>
+          <w:rFonts w:ascii="Apple SD Gothic Neo" w:hAnsi="Apple SD Gothic Neo" w:eastAsia="Apple SD Gothic Neo"/>
+          <w:sz w:val="21"/>
+        </w:rPr>
+        <w:t xml:space="preserve">4. </w:t>
+      </w:r>
+      <w:r>
+        <w:rPr>
+          <w:rFonts w:ascii="Apple SD Gothic Neo" w:hAnsi="Apple SD Gothic Neo" w:eastAsia="Apple SD Gothic Neo"/>
+          <w:b/>
+          <w:sz w:val="21"/>
+        </w:rPr>
+        <w:t>지면 반사(알베도) 과대 가정</w:t>
+      </w:r>
+      <w:r>
+        <w:rPr>
+          <w:rFonts w:ascii="Apple SD Gothic Neo" w:hAnsi="Apple SD Gothic Neo" w:eastAsia="Apple SD Gothic Neo"/>
+          <w:sz w:val="21"/>
+        </w:rPr>
+        <w:t xml:space="preserve"> — 닫힌 각도에 유리한 방향으로 작용.</w:t>
+      </w:r>
+    </w:p>
+    <w:p>
+      <w:r>
+        <w:rPr>
+          <w:rFonts w:ascii="Apple SD Gothic Neo" w:hAnsi="Apple SD Gothic Neo" w:eastAsia="Apple SD Gothic Neo"/>
+          <w:sz w:val="21"/>
+        </w:rPr>
+        <w:t xml:space="preserve">네 가지를 모두 교정한 </w:t>
+      </w:r>
+      <w:r>
+        <w:rPr>
+          <w:rFonts w:ascii="Apple SD Gothic Neo" w:hAnsi="Apple SD Gothic Neo" w:eastAsia="Apple SD Gothic Neo"/>
+          <w:b/>
+          <w:sz w:val="21"/>
+        </w:rPr>
+        <w:t>v17 최종 결론: 최적은 "완전 닫힘"이 아니라 닫힘 직전의 75~88° 고원(연간 최고 고정각 81°)</w:t>
+      </w:r>
+      <w:r>
+        <w:rPr>
+          <w:rFonts w:ascii="Apple SD Gothic Neo" w:hAnsi="Apple SD Gothic Neo" w:eastAsia="Apple SD Gothic Neo"/>
+          <w:sz w:val="21"/>
+        </w:rPr>
+        <w:t xml:space="preserve">이며, 90° 완전 닫힘은 최적 대비 </w:t>
+      </w:r>
+      <w:r>
+        <w:rPr>
+          <w:rFonts w:ascii="Apple SD Gothic Neo" w:hAnsi="Apple SD Gothic Neo" w:eastAsia="Apple SD Gothic Neo"/>
+          <w:b/>
+          <w:sz w:val="21"/>
+        </w:rPr>
+        <w:t>−5.7%</w:t>
+      </w:r>
+      <w:r>
+        <w:rPr>
+          <w:rFonts w:ascii="Apple SD Gothic Neo" w:hAnsi="Apple SD Gothic Neo" w:eastAsia="Apple SD Gothic Neo"/>
+          <w:sz w:val="21"/>
+        </w:rPr>
+        <w:t xml:space="preserve">, AI는 60° 고정 대비 </w:t>
+      </w:r>
+      <w:r>
+        <w:rPr>
+          <w:rFonts w:ascii="Apple SD Gothic Neo" w:hAnsi="Apple SD Gothic Neo" w:eastAsia="Apple SD Gothic Neo"/>
+          <w:b/>
+          <w:sz w:val="21"/>
+        </w:rPr>
+        <w:t>+4.4%</w:t>
+      </w:r>
+      <w:r>
+        <w:rPr>
+          <w:rFonts w:ascii="Apple SD Gothic Neo" w:hAnsi="Apple SD Gothic Neo" w:eastAsia="Apple SD Gothic Neo"/>
+          <w:sz w:val="21"/>
+        </w:rPr>
+        <w:t xml:space="preserve">(+16.2% 아님)입니다. 아래 본문은 전부 교정된 수치입니다. </w:t>
+      </w:r>
+      <w:r>
+        <w:rPr>
+          <w:rFonts w:ascii="Apple SD Gothic Neo" w:hAnsi="Apple SD Gothic Neo" w:eastAsia="Apple SD Gothic Neo"/>
+          <w:b/>
+          <w:sz w:val="21"/>
+        </w:rPr>
+        <w:t>초판의 +16.2%, "닫힘 최적", "가드 가치 4~5배" 표현은 인용하지 마십시오.</w:t>
+      </w:r>
+    </w:p>
+    <w:p>
+      <w:r>
+        <w:rPr>
+          <w:color w:val="6B6B6B"/>
+        </w:rPr>
+        <w:t>────────────────────────────────────────</w:t>
+      </w:r>
+    </w:p>
+    <w:p>
+      <w:pPr>
+        <w:pStyle w:val="Heading1"/>
+      </w:pPr>
+      <w:r>
+        <w:rPr>
+          <w:rFonts w:ascii="Apple SD Gothic Neo" w:hAnsi="Apple SD Gothic Neo" w:eastAsia="Apple SD Gothic Neo"/>
+          <w:sz w:val="28"/>
+        </w:rPr>
+        <w:t>0. 세 줄 요약 (정정판)</w:t>
       </w:r>
     </w:p>
     <w:p>
@@ -110,7 +365,7 @@
           <w:rFonts w:ascii="Apple SD Gothic Neo" w:hAnsi="Apple SD Gothic Neo" w:eastAsia="Apple SD Gothic Neo"/>
           <w:sz w:val="21"/>
         </w:rPr>
-        <w:t xml:space="preserve"> 했다.</w:t>
+        <w:t xml:space="preserve"> 했다 (이 사실 자체는 초판 그대로 유효).</w:t>
       </w:r>
     </w:p>
     <w:p>
@@ -119,7 +374,7 @@
           <w:rFonts w:ascii="Apple SD Gothic Neo" w:hAnsi="Apple SD Gothic Neo" w:eastAsia="Apple SD Gothic Neo"/>
           <w:sz w:val="21"/>
         </w:rPr>
-        <w:t xml:space="preserve">2. 그 결과 결론이 뒤집혔다. 기존: "60° 부근에 고정하면 거의 최적, AI의 추가 이득은 +2.9%뿐" → </w:t>
+        <w:t xml:space="preserve">2. 그 결과 최적 각도 지도가 크게 바뀌었다. 기존(v16): "최적 고정 58~60°, AI의 추가 이득 +2.9%" → </w:t>
       </w:r>
       <w:r>
         <w:rPr>
@@ -127,7 +382,7 @@
           <w:b/>
           <w:sz w:val="21"/>
         </w:rPr>
-        <w:t>실제: "60° 고정은 최적이 아니라 −14% 손실. 발전만 보면 완전히 닫는 게(90°) 최적".</w:t>
+        <w:t>실제(v17): "최적은 75~88° 고원(최고 81°), 60° 고정은 −3.7%·45°는 −7.5%·완전 닫힘 90°도 −5.7% 손실. AI는 60° 고정 대비 +4.4%, 최적 고정 대비 +0.5%".</w:t>
       </w:r>
     </w:p>
     <w:p>
@@ -136,7 +391,7 @@
           <w:rFonts w:ascii="Apple SD Gothic Neo" w:hAnsi="Apple SD Gothic Neo" w:eastAsia="Apple SD Gothic Neo"/>
           <w:sz w:val="21"/>
         </w:rPr>
-        <w:t xml:space="preserve">3. 닫으면 환기가 안 되므로(이 제품의 본업), </w:t>
+        <w:t xml:space="preserve">3. 환기를 위해 날개를 여는 방향(낮은 각)이 정확히 손실 절벽이라, </w:t>
       </w:r>
       <w:r>
         <w:rPr>
@@ -144,29 +399,14 @@
           <w:b/>
           <w:sz w:val="21"/>
         </w:rPr>
-        <w:t>발전과 환기가 정면충돌</w:t>
+        <w:t>"환기 후 즉시 최적으로 되돌리는 AI(가드)"의 가치는 v16 평가 대비 약 1.5배</w:t>
       </w:r>
       <w:r>
         <w:rPr>
           <w:rFonts w:ascii="Apple SD Gothic Neo" w:hAnsi="Apple SD Gothic Neo" w:eastAsia="Apple SD Gothic Neo"/>
           <w:sz w:val="21"/>
         </w:rPr>
-        <w:t xml:space="preserve">하는 구조임이 확인됐다. 그래서 "환기 후 제자리로 되돌리는 AI(가드)"의 가치는 기존 평가보다 </w:t>
-      </w:r>
-      <w:r>
-        <w:rPr>
-          <w:rFonts w:ascii="Apple SD Gothic Neo" w:hAnsi="Apple SD Gothic Neo" w:eastAsia="Apple SD Gothic Neo"/>
-          <w:b/>
-          <w:sz w:val="21"/>
-        </w:rPr>
-        <w:t>4~5배 커졌다</w:t>
-      </w:r>
-      <w:r>
-        <w:rPr>
-          <w:rFonts w:ascii="Apple SD Gothic Neo" w:hAnsi="Apple SD Gothic Neo" w:eastAsia="Apple SD Gothic Neo"/>
-          <w:sz w:val="21"/>
-        </w:rPr>
-        <w:t>.</w:t>
+        <w:t>(60° 기준 +2.9%→+4.4%), 낮은 각 방치 시나리오 기준으로는 +16~30%로 커졌다.</w:t>
       </w:r>
     </w:p>
     <w:p>
@@ -303,7 +543,7 @@
           <w:rFonts w:ascii="Apple SD Gothic Neo" w:hAnsi="Apple SD Gothic Neo" w:eastAsia="Apple SD Gothic Neo"/>
           <w:sz w:val="21"/>
         </w:rPr>
-        <w:t>태양광 발전에서 각도가 중요한 이유는 두 가지다:</w:t>
+        <w:t>태양광 발전에서 각도가 중요한 이유는 세 가지다:</w:t>
       </w:r>
     </w:p>
     <w:p>
@@ -324,7 +564,7 @@
           <w:rFonts w:ascii="Apple SD Gothic Neo" w:hAnsi="Apple SD Gothic Neo" w:eastAsia="Apple SD Gothic Neo"/>
           <w:sz w:val="21"/>
         </w:rPr>
-        <w:t>: 패널이 햇빛을 정면으로 받을수록 발전량이 크다.</w:t>
+        <w:t>: 패널이 햇빛을 정면으로 받을수록 발전량이 크다. 아주 비스듬하면 유리 표면 반사로 추가 손실이 생긴다(IAM).</w:t>
       </w:r>
     </w:p>
     <w:p>
@@ -364,12 +604,33 @@
       </w:r>
     </w:p>
     <w:p>
+      <w:pPr>
+        <w:pStyle w:val="ListBullet"/>
+        <w:ind w:left="360"/>
+      </w:pPr>
+      <w:r>
+        <w:rPr>
+          <w:rFonts w:ascii="Apple SD Gothic Neo" w:hAnsi="Apple SD Gothic Neo" w:eastAsia="Apple SD Gothic Neo"/>
+          <w:b/>
+          <w:sz w:val="21"/>
+        </w:rPr>
+        <w:t>확산광 시야</w:t>
+      </w:r>
       <w:r>
         <w:rPr>
           <w:rFonts w:ascii="Apple SD Gothic Neo" w:hAnsi="Apple SD Gothic Neo" w:eastAsia="Apple SD Gothic Neo"/>
           <w:sz w:val="21"/>
         </w:rPr>
-        <w:t xml:space="preserve">이 둘은 서로 당긴다. 햇빛을 정면으로 받으려고 날개를 눕히면 → 윗날개 그림자가 아랫날개를 덮는다. 그림자를 피하려고 세우면 → 햇빛을 비스듬히 받는다. </w:t>
+        <w:t>: 흐린 하늘·지면 반사에서 오는 빛은 날개 사이로 "보이는 하늘/지면"의 양에 비례한다.</w:t>
+      </w:r>
+    </w:p>
+    <w:p>
+      <w:r>
+        <w:rPr>
+          <w:rFonts w:ascii="Apple SD Gothic Neo" w:hAnsi="Apple SD Gothic Neo" w:eastAsia="Apple SD Gothic Neo"/>
+          <w:sz w:val="21"/>
+        </w:rPr>
+        <w:t xml:space="preserve">이들은 서로 당긴다. 햇빛을 정면으로 받으려고 날개를 눕히면 → 윗날개 그림자가 아랫날개를 덮는다. 그림자를 피하려고 끝까지 세우면 → 햇빛을 너무 비스듬히 받는다. </w:t>
       </w:r>
       <w:r>
         <w:rPr>
@@ -427,7 +688,7 @@
           <w:color w:val="6B6B6B"/>
           <w:sz w:val="19"/>
         </w:rPr>
-        <w:t>비율 = 날개의 폭(깊이) ÷ 날개 사이 간격(피치)</w:t>
+        <w:t>비율 = 날개의 폭 ÷ 날개 사이 간격(피치)</w:t>
       </w:r>
     </w:p>
     <w:p>
@@ -763,6 +1024,65 @@
                 <w:rFonts w:ascii="Apple SD Gothic Neo" w:hAnsi="Apple SD Gothic Neo" w:eastAsia="Apple SD Gothic Neo"/>
                 <w:sz w:val="19"/>
               </w:rPr>
+              <w:t>태양전지 띠 위치</w:t>
+            </w:r>
+          </w:p>
+        </w:tc>
+        <w:tc>
+          <w:tcPr>
+            <w:tcW w:type="dxa" w:w="2880"/>
+          </w:tcPr>
+          <w:p>
+            <w:r>
+              <w:rPr>
+                <w:rFonts w:ascii="Apple SD Gothic Neo" w:hAnsi="Apple SD Gothic Neo" w:eastAsia="Apple SD Gothic Neo"/>
+                <w:sz w:val="19"/>
+              </w:rPr>
+              <w:t xml:space="preserve">날개 폭 97.5mm의 </w:t>
+            </w:r>
+            <w:r>
+              <w:rPr>
+                <w:rFonts w:ascii="Apple SD Gothic Neo" w:hAnsi="Apple SD Gothic Neo" w:eastAsia="Apple SD Gothic Neo"/>
+                <w:b/>
+                <w:sz w:val="19"/>
+              </w:rPr>
+              <w:t>중앙</w:t>
+            </w:r>
+            <w:r>
+              <w:rPr>
+                <w:rFonts w:ascii="Apple SD Gothic Neo" w:hAnsi="Apple SD Gothic Neo" w:eastAsia="Apple SD Gothic Neo"/>
+                <w:sz w:val="19"/>
+              </w:rPr>
+              <w:t>에 83mm 띠 (양끝 약 7mm는 지지·인터록 마진)</w:t>
+            </w:r>
+          </w:p>
+        </w:tc>
+        <w:tc>
+          <w:tcPr>
+            <w:tcW w:type="dxa" w:w="2880"/>
+          </w:tcPr>
+          <w:p>
+            <w:r>
+              <w:rPr>
+                <w:rFonts w:ascii="Apple SD Gothic Neo" w:hAnsi="Apple SD Gothic Neo" w:eastAsia="Apple SD Gothic Neo"/>
+                <w:sz w:val="19"/>
+              </w:rPr>
+              <w:t>〃 (회전핀이 중앙)</w:t>
+            </w:r>
+          </w:p>
+        </w:tc>
+      </w:tr>
+      <w:tr>
+        <w:tc>
+          <w:tcPr>
+            <w:tcW w:type="dxa" w:w="2880"/>
+          </w:tcPr>
+          <w:p>
+            <w:r>
+              <w:rPr>
+                <w:rFonts w:ascii="Apple SD Gothic Neo" w:hAnsi="Apple SD Gothic Neo" w:eastAsia="Apple SD Gothic Neo"/>
+                <w:sz w:val="19"/>
+              </w:rPr>
               <w:t>날개 1장 출력</w:t>
             </w:r>
           </w:p>
@@ -977,7 +1297,7 @@
           <w:rFonts w:ascii="Apple SD Gothic Neo" w:hAnsi="Apple SD Gothic Neo" w:eastAsia="Apple SD Gothic Neo"/>
           <w:sz w:val="28"/>
         </w:rPr>
-        <w:t>4. 다시 계산한 결과 — 결론이 뒤집혔다</w:t>
+        <w:t>4. 다시 계산한 결과 (v17 최종) — 최적 지도가 바뀌었다</w:t>
       </w:r>
     </w:p>
     <w:p>
@@ -986,7 +1306,7 @@
           <w:rFonts w:ascii="Apple SD Gothic Neo" w:hAnsi="Apple SD Gothic Neo" w:eastAsia="Apple SD Gothic Neo"/>
           <w:sz w:val="21"/>
         </w:rPr>
-        <w:t>서울 10년치 날씨 데이터 전체(주간 44,207시간)로 같은 계산을 실제 비율로 다시 돌렸다.</w:t>
+        <w:t>서울 10년치 날씨 데이터 전체(주간 44,207시간)로, 실제 기하 + 셀 띠 중앙 배치 + 입사각 손실(IAM)까지 반영해 다시 계산했다. AI 모델(XGBoost)도 새 정답으로 재학습했다(v17 — 홀드아웃 R² 0.96, 평균 오차 0.6°, 에너지 후회율 0.033%).</w:t>
       </w:r>
     </w:p>
     <w:p>
@@ -998,7 +1318,7 @@
           <w:rFonts w:ascii="Apple SD Gothic Neo" w:hAnsi="Apple SD Gothic Neo" w:eastAsia="Apple SD Gothic Neo"/>
           <w:sz w:val="24"/>
         </w:rPr>
-        <w:t>4-1. "60° 고정 vs AI" — 기존엔 차이가 없었지만, 이제는 크다</w:t>
+        <w:t>4-1. 고정 각도별 성적표 (실기하 v17, 연간)</w:t>
       </w:r>
     </w:p>
     <w:tbl>
@@ -1008,15 +1328,14 @@
         <w:tblLook w:firstColumn="1" w:firstRow="1" w:lastColumn="0" w:lastRow="0" w:noHBand="0" w:noVBand="1" w:val="04A0"/>
       </w:tblPr>
       <w:tblGrid>
-        <w:gridCol w:w="2160"/>
-        <w:gridCol w:w="2160"/>
-        <w:gridCol w:w="2160"/>
-        <w:gridCol w:w="2160"/>
+        <w:gridCol w:w="2880"/>
+        <w:gridCol w:w="2880"/>
+        <w:gridCol w:w="2880"/>
       </w:tblGrid>
       <w:tr>
         <w:tc>
           <w:tcPr>
-            <w:tcW w:type="dxa" w:w="2160"/>
+            <w:tcW w:type="dxa" w:w="2880"/>
           </w:tcPr>
           <w:p>
             <w:r>
@@ -1025,13 +1344,13 @@
                 <w:b/>
                 <w:sz w:val="19"/>
               </w:rPr>
-              <w:t>비율 (날개폭/간격)</w:t>
+              <w:t>운용 방식</w:t>
             </w:r>
           </w:p>
         </w:tc>
         <w:tc>
           <w:tcPr>
-            <w:tcW w:type="dxa" w:w="2160"/>
+            <w:tcW w:type="dxa" w:w="2880"/>
           </w:tcPr>
           <w:p>
             <w:r>
@@ -1040,13 +1359,13 @@
                 <w:b/>
                 <w:sz w:val="19"/>
               </w:rPr>
-              <w:t>발전에 가장 좋은 고정 각도</w:t>
+              <w:t>최고 고정각(81°) 대비</w:t>
             </w:r>
           </w:p>
         </w:tc>
         <w:tc>
           <w:tcPr>
-            <w:tcW w:type="dxa" w:w="2160"/>
+            <w:tcW w:type="dxa" w:w="2880"/>
           </w:tcPr>
           <w:p>
             <w:r>
@@ -1055,13 +1374,73 @@
                 <w:b/>
                 <w:sz w:val="19"/>
               </w:rPr>
-              <w:t>AI가 그 최적 고정보다 더 버는 양</w:t>
+              <w:t>AI 대비</w:t>
+            </w:r>
+          </w:p>
+        </w:tc>
+      </w:tr>
+      <w:tr>
+        <w:tc>
+          <w:tcPr>
+            <w:tcW w:type="dxa" w:w="2880"/>
+          </w:tcPr>
+          <w:p>
+            <w:r>
+              <w:rPr>
+                <w:rFonts w:ascii="Apple SD Gothic Neo" w:hAnsi="Apple SD Gothic Neo" w:eastAsia="Apple SD Gothic Neo"/>
+                <w:sz w:val="19"/>
+              </w:rPr>
+              <w:t>방치 15° (열어 둔 채 방치)</w:t>
             </w:r>
           </w:p>
         </w:tc>
         <w:tc>
           <w:tcPr>
-            <w:tcW w:type="dxa" w:w="2160"/>
+            <w:tcW w:type="dxa" w:w="2880"/>
+          </w:tcPr>
+          <w:p>
+            <w:r>
+              <w:rPr>
+                <w:rFonts w:ascii="Apple SD Gothic Neo" w:hAnsi="Apple SD Gothic Neo" w:eastAsia="Apple SD Gothic Neo"/>
+                <w:sz w:val="19"/>
+              </w:rPr>
+              <w:t>−22.9%</w:t>
+            </w:r>
+          </w:p>
+        </w:tc>
+        <w:tc>
+          <w:tcPr>
+            <w:tcW w:type="dxa" w:w="2880"/>
+          </w:tcPr>
+          <w:p>
+            <w:r>
+              <w:rPr>
+                <w:rFonts w:ascii="Apple SD Gothic Neo" w:hAnsi="Apple SD Gothic Neo" w:eastAsia="Apple SD Gothic Neo"/>
+                <w:sz w:val="19"/>
+              </w:rPr>
+              <w:t>−30.3%</w:t>
+            </w:r>
+          </w:p>
+        </w:tc>
+      </w:tr>
+      <w:tr>
+        <w:tc>
+          <w:tcPr>
+            <w:tcW w:type="dxa" w:w="2880"/>
+          </w:tcPr>
+          <w:p>
+            <w:r>
+              <w:rPr>
+                <w:rFonts w:ascii="Apple SD Gothic Neo" w:hAnsi="Apple SD Gothic Neo" w:eastAsia="Apple SD Gothic Neo"/>
+                <w:sz w:val="19"/>
+              </w:rPr>
+              <w:t>45° 고정 (현 "45° 제한" 관행)</w:t>
+            </w:r>
+          </w:p>
+        </w:tc>
+        <w:tc>
+          <w:tcPr>
+            <w:tcW w:type="dxa" w:w="2880"/>
           </w:tcPr>
           <w:p>
             <w:r>
@@ -1070,7 +1449,21 @@
                 <w:b/>
                 <w:sz w:val="19"/>
               </w:rPr>
-              <w:t>AI가 60° 고정보다 더 버는 양</w:t>
+              <w:t>−7.5%</w:t>
+            </w:r>
+          </w:p>
+        </w:tc>
+        <w:tc>
+          <w:tcPr>
+            <w:tcW w:type="dxa" w:w="2880"/>
+          </w:tcPr>
+          <w:p>
+            <w:r>
+              <w:rPr>
+                <w:rFonts w:ascii="Apple SD Gothic Neo" w:hAnsi="Apple SD Gothic Neo" w:eastAsia="Apple SD Gothic Neo"/>
+                <w:sz w:val="19"/>
+              </w:rPr>
+              <w:t>−8.7%</w:t>
             </w:r>
           </w:p>
         </w:tc>
@@ -1078,7 +1471,7 @@
       <w:tr>
         <w:tc>
           <w:tcPr>
-            <w:tcW w:type="dxa" w:w="2160"/>
+            <w:tcW w:type="dxa" w:w="2880"/>
           </w:tcPr>
           <w:p>
             <w:r>
@@ -1086,231 +1479,13 @@
                 <w:rFonts w:ascii="Apple SD Gothic Neo" w:hAnsi="Apple SD Gothic Neo" w:eastAsia="Apple SD Gothic Neo"/>
                 <w:sz w:val="19"/>
               </w:rPr>
-              <w:t>0.50 (기존 가정)</w:t>
+              <w:t>60° 고정 (v16의 구 권고각)</w:t>
             </w:r>
           </w:p>
         </w:tc>
         <w:tc>
           <w:tcPr>
-            <w:tcW w:type="dxa" w:w="2160"/>
-          </w:tcPr>
-          <w:p>
-            <w:r>
-              <w:rPr>
-                <w:rFonts w:ascii="Apple SD Gothic Neo" w:hAnsi="Apple SD Gothic Neo" w:eastAsia="Apple SD Gothic Neo"/>
-                <w:sz w:val="19"/>
-              </w:rPr>
-              <w:t>58°</w:t>
-            </w:r>
-          </w:p>
-        </w:tc>
-        <w:tc>
-          <w:tcPr>
-            <w:tcW w:type="dxa" w:w="2160"/>
-          </w:tcPr>
-          <w:p>
-            <w:r>
-              <w:rPr>
-                <w:rFonts w:ascii="Apple SD Gothic Neo" w:hAnsi="Apple SD Gothic Neo" w:eastAsia="Apple SD Gothic Neo"/>
-                <w:sz w:val="19"/>
-              </w:rPr>
-              <w:t>+2.8%</w:t>
-            </w:r>
-          </w:p>
-        </w:tc>
-        <w:tc>
-          <w:tcPr>
-            <w:tcW w:type="dxa" w:w="2160"/>
-          </w:tcPr>
-          <w:p>
-            <w:r>
-              <w:rPr>
-                <w:rFonts w:ascii="Apple SD Gothic Neo" w:hAnsi="Apple SD Gothic Neo" w:eastAsia="Apple SD Gothic Neo"/>
-                <w:sz w:val="19"/>
-              </w:rPr>
-              <w:t>+2.9%</w:t>
-            </w:r>
-          </w:p>
-        </w:tc>
-      </w:tr>
-      <w:tr>
-        <w:tc>
-          <w:tcPr>
-            <w:tcW w:type="dxa" w:w="2160"/>
-          </w:tcPr>
-          <w:p>
-            <w:r>
-              <w:rPr>
-                <w:rFonts w:ascii="Apple SD Gothic Neo" w:hAnsi="Apple SD Gothic Neo" w:eastAsia="Apple SD Gothic Neo"/>
-                <w:sz w:val="19"/>
-              </w:rPr>
-              <w:t>0.75</w:t>
-            </w:r>
-          </w:p>
-        </w:tc>
-        <w:tc>
-          <w:tcPr>
-            <w:tcW w:type="dxa" w:w="2160"/>
-          </w:tcPr>
-          <w:p>
-            <w:r>
-              <w:rPr>
-                <w:rFonts w:ascii="Apple SD Gothic Neo" w:hAnsi="Apple SD Gothic Neo" w:eastAsia="Apple SD Gothic Neo"/>
-                <w:sz w:val="19"/>
-              </w:rPr>
-              <w:t>66°</w:t>
-            </w:r>
-          </w:p>
-        </w:tc>
-        <w:tc>
-          <w:tcPr>
-            <w:tcW w:type="dxa" w:w="2160"/>
-          </w:tcPr>
-          <w:p>
-            <w:r>
-              <w:rPr>
-                <w:rFonts w:ascii="Apple SD Gothic Neo" w:hAnsi="Apple SD Gothic Neo" w:eastAsia="Apple SD Gothic Neo"/>
-                <w:sz w:val="19"/>
-              </w:rPr>
-              <w:t>+3.0%</w:t>
-            </w:r>
-          </w:p>
-        </w:tc>
-        <w:tc>
-          <w:tcPr>
-            <w:tcW w:type="dxa" w:w="2160"/>
-          </w:tcPr>
-          <w:p>
-            <w:r>
-              <w:rPr>
-                <w:rFonts w:ascii="Apple SD Gothic Neo" w:hAnsi="Apple SD Gothic Neo" w:eastAsia="Apple SD Gothic Neo"/>
-                <w:sz w:val="19"/>
-              </w:rPr>
-              <w:t>+3.4%</w:t>
-            </w:r>
-          </w:p>
-        </w:tc>
-      </w:tr>
-      <w:tr>
-        <w:tc>
-          <w:tcPr>
-            <w:tcW w:type="dxa" w:w="2160"/>
-          </w:tcPr>
-          <w:p>
-            <w:r>
-              <w:rPr>
-                <w:rFonts w:ascii="Apple SD Gothic Neo" w:hAnsi="Apple SD Gothic Neo" w:eastAsia="Apple SD Gothic Neo"/>
-                <w:sz w:val="19"/>
-              </w:rPr>
-              <w:t>0.85</w:t>
-            </w:r>
-          </w:p>
-        </w:tc>
-        <w:tc>
-          <w:tcPr>
-            <w:tcW w:type="dxa" w:w="2160"/>
-          </w:tcPr>
-          <w:p>
-            <w:r>
-              <w:rPr>
-                <w:rFonts w:ascii="Apple SD Gothic Neo" w:hAnsi="Apple SD Gothic Neo" w:eastAsia="Apple SD Gothic Neo"/>
-                <w:sz w:val="19"/>
-              </w:rPr>
-              <w:t>70°</w:t>
-            </w:r>
-          </w:p>
-        </w:tc>
-        <w:tc>
-          <w:tcPr>
-            <w:tcW w:type="dxa" w:w="2160"/>
-          </w:tcPr>
-          <w:p>
-            <w:r>
-              <w:rPr>
-                <w:rFonts w:ascii="Apple SD Gothic Neo" w:hAnsi="Apple SD Gothic Neo" w:eastAsia="Apple SD Gothic Neo"/>
-                <w:sz w:val="19"/>
-              </w:rPr>
-              <w:t>+5.0%</w:t>
-            </w:r>
-          </w:p>
-        </w:tc>
-        <w:tc>
-          <w:tcPr>
-            <w:tcW w:type="dxa" w:w="2160"/>
-          </w:tcPr>
-          <w:p>
-            <w:r>
-              <w:rPr>
-                <w:rFonts w:ascii="Apple SD Gothic Neo" w:hAnsi="Apple SD Gothic Neo" w:eastAsia="Apple SD Gothic Neo"/>
-                <w:sz w:val="19"/>
-              </w:rPr>
-              <w:t>+6.0%</w:t>
-            </w:r>
-          </w:p>
-        </w:tc>
-      </w:tr>
-      <w:tr>
-        <w:tc>
-          <w:tcPr>
-            <w:tcW w:type="dxa" w:w="2160"/>
-          </w:tcPr>
-          <w:p>
-            <w:r>
-              <w:rPr>
-                <w:rFonts w:ascii="Apple SD Gothic Neo" w:hAnsi="Apple SD Gothic Neo" w:eastAsia="Apple SD Gothic Neo"/>
-                <w:sz w:val="19"/>
-              </w:rPr>
-              <w:t>0.95</w:t>
-            </w:r>
-          </w:p>
-        </w:tc>
-        <w:tc>
-          <w:tcPr>
-            <w:tcW w:type="dxa" w:w="2160"/>
-          </w:tcPr>
-          <w:p>
-            <w:r>
-              <w:rPr>
-                <w:rFonts w:ascii="Apple SD Gothic Neo" w:hAnsi="Apple SD Gothic Neo" w:eastAsia="Apple SD Gothic Neo"/>
-                <w:sz w:val="19"/>
-              </w:rPr>
-              <w:t>90° (닫힘)</w:t>
-            </w:r>
-          </w:p>
-        </w:tc>
-        <w:tc>
-          <w:tcPr>
-            <w:tcW w:type="dxa" w:w="2160"/>
-          </w:tcPr>
-          <w:p>
-            <w:r>
-              <w:rPr>
-                <w:rFonts w:ascii="Apple SD Gothic Neo" w:hAnsi="Apple SD Gothic Neo" w:eastAsia="Apple SD Gothic Neo"/>
-                <w:sz w:val="19"/>
-              </w:rPr>
-              <w:t>+0.2%</w:t>
-            </w:r>
-          </w:p>
-        </w:tc>
-        <w:tc>
-          <w:tcPr>
-            <w:tcW w:type="dxa" w:w="2160"/>
-          </w:tcPr>
-          <w:p>
-            <w:r>
-              <w:rPr>
-                <w:rFonts w:ascii="Apple SD Gothic Neo" w:hAnsi="Apple SD Gothic Neo" w:eastAsia="Apple SD Gothic Neo"/>
-                <w:sz w:val="19"/>
-              </w:rPr>
-              <w:t>+11.0%</w:t>
-            </w:r>
-          </w:p>
-        </w:tc>
-      </w:tr>
-      <w:tr>
-        <w:tc>
-          <w:tcPr>
-            <w:tcW w:type="dxa" w:w="2160"/>
+            <w:tcW w:type="dxa" w:w="2880"/>
           </w:tcPr>
           <w:p>
             <w:r>
@@ -1319,13 +1494,73 @@
                 <w:b/>
                 <w:sz w:val="19"/>
               </w:rPr>
-              <w:t>1.00 (실제 제품)</w:t>
+              <w:t>−3.7%</w:t>
             </w:r>
           </w:p>
         </w:tc>
         <w:tc>
           <w:tcPr>
-            <w:tcW w:type="dxa" w:w="2160"/>
+            <w:tcW w:type="dxa" w:w="2880"/>
+          </w:tcPr>
+          <w:p>
+            <w:r>
+              <w:rPr>
+                <w:rFonts w:ascii="Apple SD Gothic Neo" w:hAnsi="Apple SD Gothic Neo" w:eastAsia="Apple SD Gothic Neo"/>
+                <w:sz w:val="19"/>
+              </w:rPr>
+              <w:t>−4.4%</w:t>
+            </w:r>
+          </w:p>
+        </w:tc>
+      </w:tr>
+      <w:tr>
+        <w:tc>
+          <w:tcPr>
+            <w:tcW w:type="dxa" w:w="2880"/>
+          </w:tcPr>
+          <w:p>
+            <w:r>
+              <w:rPr>
+                <w:rFonts w:ascii="Apple SD Gothic Neo" w:hAnsi="Apple SD Gothic Neo" w:eastAsia="Apple SD Gothic Neo"/>
+                <w:sz w:val="19"/>
+              </w:rPr>
+              <w:t>75° 고정</w:t>
+            </w:r>
+          </w:p>
+        </w:tc>
+        <w:tc>
+          <w:tcPr>
+            <w:tcW w:type="dxa" w:w="2880"/>
+          </w:tcPr>
+          <w:p>
+            <w:r>
+              <w:rPr>
+                <w:rFonts w:ascii="Apple SD Gothic Neo" w:hAnsi="Apple SD Gothic Neo" w:eastAsia="Apple SD Gothic Neo"/>
+                <w:sz w:val="19"/>
+              </w:rPr>
+              <w:t>−0.6%</w:t>
+            </w:r>
+          </w:p>
+        </w:tc>
+        <w:tc>
+          <w:tcPr>
+            <w:tcW w:type="dxa" w:w="2880"/>
+          </w:tcPr>
+          <w:p>
+            <w:r>
+              <w:rPr>
+                <w:rFonts w:ascii="Apple SD Gothic Neo" w:hAnsi="Apple SD Gothic Neo" w:eastAsia="Apple SD Gothic Neo"/>
+                <w:sz w:val="19"/>
+              </w:rPr>
+              <w:t>−1.2%</w:t>
+            </w:r>
+          </w:p>
+        </w:tc>
+      </w:tr>
+      <w:tr>
+        <w:tc>
+          <w:tcPr>
+            <w:tcW w:type="dxa" w:w="2880"/>
           </w:tcPr>
           <w:p>
             <w:r>
@@ -1334,13 +1569,57 @@
                 <w:b/>
                 <w:sz w:val="19"/>
               </w:rPr>
-              <w:t>90° (닫힘)</w:t>
+              <w:t>81° 고정 (새 최적)</w:t>
             </w:r>
           </w:p>
         </w:tc>
         <w:tc>
           <w:tcPr>
-            <w:tcW w:type="dxa" w:w="2160"/>
+            <w:tcW w:type="dxa" w:w="2880"/>
+          </w:tcPr>
+          <w:p>
+            <w:r>
+              <w:rPr>
+                <w:rFonts w:ascii="Apple SD Gothic Neo" w:hAnsi="Apple SD Gothic Neo" w:eastAsia="Apple SD Gothic Neo"/>
+                <w:sz w:val="19"/>
+              </w:rPr>
+              <w:t>기준</w:t>
+            </w:r>
+          </w:p>
+        </w:tc>
+        <w:tc>
+          <w:tcPr>
+            <w:tcW w:type="dxa" w:w="2880"/>
+          </w:tcPr>
+          <w:p>
+            <w:r>
+              <w:rPr>
+                <w:rFonts w:ascii="Apple SD Gothic Neo" w:hAnsi="Apple SD Gothic Neo" w:eastAsia="Apple SD Gothic Neo"/>
+                <w:sz w:val="19"/>
+              </w:rPr>
+              <w:t>−0.5%</w:t>
+            </w:r>
+          </w:p>
+        </w:tc>
+      </w:tr>
+      <w:tr>
+        <w:tc>
+          <w:tcPr>
+            <w:tcW w:type="dxa" w:w="2880"/>
+          </w:tcPr>
+          <w:p>
+            <w:r>
+              <w:rPr>
+                <w:rFonts w:ascii="Apple SD Gothic Neo" w:hAnsi="Apple SD Gothic Neo" w:eastAsia="Apple SD Gothic Neo"/>
+                <w:sz w:val="19"/>
+              </w:rPr>
+              <w:t>90° 완전 닫힘</w:t>
+            </w:r>
+          </w:p>
+        </w:tc>
+        <w:tc>
+          <w:tcPr>
+            <w:tcW w:type="dxa" w:w="2880"/>
           </w:tcPr>
           <w:p>
             <w:r>
@@ -1349,22 +1628,21 @@
                 <w:b/>
                 <w:sz w:val="19"/>
               </w:rPr>
-              <w:t>+0.0%</w:t>
+              <w:t>−5.7%</w:t>
             </w:r>
           </w:p>
         </w:tc>
         <w:tc>
           <w:tcPr>
-            <w:tcW w:type="dxa" w:w="2160"/>
+            <w:tcW w:type="dxa" w:w="2880"/>
           </w:tcPr>
           <w:p>
             <w:r>
               <w:rPr>
                 <w:rFonts w:ascii="Apple SD Gothic Neo" w:hAnsi="Apple SD Gothic Neo" w:eastAsia="Apple SD Gothic Neo"/>
-                <w:b/>
                 <w:sz w:val="19"/>
               </w:rPr>
-              <w:t>+16.2%</w:t>
+              <w:t>−6.6%</w:t>
             </w:r>
           </w:p>
         </w:tc>
@@ -1387,9 +1665,17 @@
       <w:r>
         <w:rPr>
           <w:rFonts w:ascii="Apple SD Gothic Neo" w:hAnsi="Apple SD Gothic Neo" w:eastAsia="Apple SD Gothic Neo"/>
+          <w:b/>
           <w:sz w:val="21"/>
         </w:rPr>
-        <w:t xml:space="preserve">기존 가정(0.5)에서는 "60°에 고정해 두면 AI랑 별 차이 없다(+2.9%)"였다. </w:t>
+        <w:t>최적은 "닫힘 직전" 75~88° 고원</w:t>
+      </w:r>
+      <w:r>
+        <w:rPr>
+          <w:rFonts w:ascii="Apple SD Gothic Neo" w:hAnsi="Apple SD Gothic Neo" w:eastAsia="Apple SD Gothic Neo"/>
+          <w:sz w:val="21"/>
+        </w:rPr>
+        <w:t xml:space="preserve">이다(연간 최고 고정 81°). 낮은 각은 자기음영 절벽(60°에서도 직달광의 약 32%가 그림자에 깎임), </w:t>
       </w:r>
       <w:r>
         <w:rPr>
@@ -1397,7 +1683,14 @@
           <w:b/>
           <w:sz w:val="21"/>
         </w:rPr>
-        <w:t>이 결론이 폐기된다.</w:t>
+        <w:t>완전 닫힘 90°는 햇빛을 너무 비스듬히 받아 입사각 손실로 −5.7%</w:t>
+      </w:r>
+      <w:r>
+        <w:rPr>
+          <w:rFonts w:ascii="Apple SD Gothic Neo" w:hAnsi="Apple SD Gothic Neo" w:eastAsia="Apple SD Gothic Neo"/>
+          <w:sz w:val="21"/>
+        </w:rPr>
+        <w:t>. 양쪽 다 정답이 아니다.</w:t>
       </w:r>
     </w:p>
     <w:p>
@@ -1410,37 +1703,7 @@
           <w:rFonts w:ascii="Apple SD Gothic Neo" w:hAnsi="Apple SD Gothic Neo" w:eastAsia="Apple SD Gothic Neo"/>
           <w:sz w:val="21"/>
         </w:rPr>
-        <w:t xml:space="preserve">실제 비율(1.0)에서는 </w:t>
-      </w:r>
-      <w:r>
-        <w:rPr>
-          <w:rFonts w:ascii="Apple SD Gothic Neo" w:hAnsi="Apple SD Gothic Neo" w:eastAsia="Apple SD Gothic Neo"/>
-          <w:b/>
-          <w:sz w:val="21"/>
-        </w:rPr>
-        <w:t>60° 고정이 최적 대비 −14% 손실</w:t>
-      </w:r>
-      <w:r>
-        <w:rPr>
-          <w:rFonts w:ascii="Apple SD Gothic Neo" w:hAnsi="Apple SD Gothic Neo" w:eastAsia="Apple SD Gothic Neo"/>
-          <w:sz w:val="21"/>
-        </w:rPr>
-        <w:t xml:space="preserve">이다. 60°에서도 햇빛이 들어오는 시간의 </w:t>
-      </w:r>
-      <w:r>
-        <w:rPr>
-          <w:rFonts w:ascii="Apple SD Gothic Neo" w:hAnsi="Apple SD Gothic Neo" w:eastAsia="Apple SD Gothic Neo"/>
-          <w:b/>
-          <w:sz w:val="21"/>
-        </w:rPr>
-        <w:t>3분의 1이 그림자에 가려지기</w:t>
-      </w:r>
-      <w:r>
-        <w:rPr>
-          <w:rFonts w:ascii="Apple SD Gothic Neo" w:hAnsi="Apple SD Gothic Neo" w:eastAsia="Apple SD Gothic Neo"/>
-          <w:sz w:val="21"/>
-        </w:rPr>
-        <w:t xml:space="preserve"> 때문이다(빔 가중 음영률 34%).</w:t>
+        <w:t>v16의 "58~60° 권고"는 실기하에서 −3.7% 손해다. 물리 교정 전의 우리 자신도 틀렸었다.</w:t>
       </w:r>
     </w:p>
     <w:p>
@@ -1453,7 +1716,7 @@
           <w:rFonts w:ascii="Apple SD Gothic Neo" w:hAnsi="Apple SD Gothic Neo" w:eastAsia="Apple SD Gothic Neo"/>
           <w:sz w:val="21"/>
         </w:rPr>
-        <w:t xml:space="preserve">대신 </w:t>
+        <w:t xml:space="preserve">AI vs 최고 고정 81° = </w:t>
       </w:r>
       <w:r>
         <w:rPr>
@@ -1461,57 +1724,14 @@
           <w:b/>
           <w:sz w:val="21"/>
         </w:rPr>
-        <w:t>새로운 최적 고정 각도는 90°, 즉 "완전히 닫기"</w:t>
+        <w:t>+0.5%</w:t>
       </w:r>
       <w:r>
         <w:rPr>
           <w:rFonts w:ascii="Apple SD Gothic Neo" w:hAnsi="Apple SD Gothic Neo" w:eastAsia="Apple SD Gothic Neo"/>
           <w:sz w:val="21"/>
         </w:rPr>
-        <w:t xml:space="preserve">다. 닫으면 날개들이 빈틈없는 수직 벽이 되어 </w:t>
-      </w:r>
-      <w:r>
-        <w:rPr>
-          <w:rFonts w:ascii="Apple SD Gothic Neo" w:hAnsi="Apple SD Gothic Neo" w:eastAsia="Apple SD Gothic Neo"/>
-          <w:b/>
-          <w:sz w:val="21"/>
-        </w:rPr>
-        <w:t>자기음영이 0</w:t>
-      </w:r>
-      <w:r>
-        <w:rPr>
-          <w:rFonts w:ascii="Apple SD Gothic Neo" w:hAnsi="Apple SD Gothic Neo" w:eastAsia="Apple SD Gothic Neo"/>
-          <w:sz w:val="21"/>
-        </w:rPr>
-        <w:t>이 되고, 이 이득이 입사각 손해를 이긴다.</w:t>
-      </w:r>
-    </w:p>
-    <w:p>
-      <w:pPr>
-        <w:pStyle w:val="ListBullet"/>
-        <w:ind w:left="360"/>
-      </w:pPr>
-      <w:r>
-        <w:rPr>
-          <w:rFonts w:ascii="Apple SD Gothic Neo" w:hAnsi="Apple SD Gothic Neo" w:eastAsia="Apple SD Gothic Neo"/>
-          <w:sz w:val="21"/>
-        </w:rPr>
-        <w:t xml:space="preserve">그리고 닫아 두면 AI도 그걸 못 이긴다(+0.0%). </w:t>
-      </w:r>
-      <w:r>
-        <w:rPr>
-          <w:rFonts w:ascii="Apple SD Gothic Neo" w:hAnsi="Apple SD Gothic Neo" w:eastAsia="Apple SD Gothic Neo"/>
-          <w:b/>
-          <w:sz w:val="21"/>
-        </w:rPr>
-        <w:t>발전량만 따지면 "그냥 닫아 두라"가 답</w:t>
-      </w:r>
-      <w:r>
-        <w:rPr>
-          <w:rFonts w:ascii="Apple SD Gothic Neo" w:hAnsi="Apple SD Gothic Neo" w:eastAsia="Apple SD Gothic Neo"/>
-          <w:sz w:val="21"/>
-        </w:rPr>
-        <w:t>이다.</w:t>
+        <w:t xml:space="preserve"> — 정답을 아는 상대에겐 잔여 우위가 작다(고원이 평탄해서). 단 그 "정답 81°"는 이 시스템의 산출물이다.</w:t>
       </w:r>
     </w:p>
     <w:p>
@@ -1523,143 +1743,60 @@
           <w:rFonts w:ascii="Apple SD Gothic Neo" w:hAnsi="Apple SD Gothic Neo" w:eastAsia="Apple SD Gothic Neo"/>
           <w:sz w:val="24"/>
         </w:rPr>
-        <w:t>4-2. 회사 기준 각도들의 실제 성적 (실제 비율 기준)</w:t>
+        <w:t>4-2. 초판(+16.2%)과 왜 달랐나</w:t>
       </w:r>
     </w:p>
-    <w:tbl>
-      <w:tblPr>
-        <w:tblStyle w:val="LightGrid-Accent1"/>
-        <w:tblW w:type="auto" w:w="0"/>
-        <w:tblLook w:firstColumn="1" w:firstRow="1" w:lastColumn="0" w:lastRow="0" w:noHBand="0" w:noVBand="1" w:val="04A0"/>
-      </w:tblPr>
-      <w:tblGrid>
-        <w:gridCol w:w="4320"/>
-        <w:gridCol w:w="4320"/>
-      </w:tblGrid>
-      <w:tr>
-        <w:tc>
-          <w:tcPr>
-            <w:tcW w:type="dxa" w:w="4320"/>
-          </w:tcPr>
-          <w:p>
-            <w:r>
-              <w:rPr>
-                <w:rFonts w:ascii="Apple SD Gothic Neo" w:hAnsi="Apple SD Gothic Neo" w:eastAsia="Apple SD Gothic Neo"/>
-                <w:b/>
-                <w:sz w:val="19"/>
-              </w:rPr>
-              <w:t>운용 방식</w:t>
-            </w:r>
-          </w:p>
-        </w:tc>
-        <w:tc>
-          <w:tcPr>
-            <w:tcW w:type="dxa" w:w="4320"/>
-          </w:tcPr>
-          <w:p>
-            <w:r>
-              <w:rPr>
-                <w:rFonts w:ascii="Apple SD Gothic Neo" w:hAnsi="Apple SD Gothic Neo" w:eastAsia="Apple SD Gothic Neo"/>
-                <w:b/>
-                <w:sz w:val="19"/>
-              </w:rPr>
-              <w:t>최적(닫힘) 대비 손실</w:t>
-            </w:r>
-          </w:p>
-        </w:tc>
-      </w:tr>
-      <w:tr>
-        <w:tc>
-          <w:tcPr>
-            <w:tcW w:type="dxa" w:w="4320"/>
-          </w:tcPr>
-          <w:p>
-            <w:r>
-              <w:rPr>
-                <w:rFonts w:ascii="Apple SD Gothic Neo" w:hAnsi="Apple SD Gothic Neo" w:eastAsia="Apple SD Gothic Neo"/>
-                <w:sz w:val="19"/>
-              </w:rPr>
-              <w:t>45° 고정 (현 "45° 제한" 관행)</w:t>
-            </w:r>
-          </w:p>
-        </w:tc>
-        <w:tc>
-          <w:tcPr>
-            <w:tcW w:type="dxa" w:w="4320"/>
-          </w:tcPr>
-          <w:p>
-            <w:r>
-              <w:rPr>
-                <w:rFonts w:ascii="Apple SD Gothic Neo" w:hAnsi="Apple SD Gothic Neo" w:eastAsia="Apple SD Gothic Neo"/>
-                <w:b/>
-                <w:sz w:val="19"/>
-              </w:rPr>
-              <w:t>약 −16%</w:t>
-            </w:r>
-          </w:p>
-        </w:tc>
-      </w:tr>
-      <w:tr>
-        <w:tc>
-          <w:tcPr>
-            <w:tcW w:type="dxa" w:w="4320"/>
-          </w:tcPr>
-          <w:p>
-            <w:r>
-              <w:rPr>
-                <w:rFonts w:ascii="Apple SD Gothic Neo" w:hAnsi="Apple SD Gothic Neo" w:eastAsia="Apple SD Gothic Neo"/>
-                <w:sz w:val="19"/>
-              </w:rPr>
-              <w:t>60° 고정</w:t>
-            </w:r>
-          </w:p>
-        </w:tc>
-        <w:tc>
-          <w:tcPr>
-            <w:tcW w:type="dxa" w:w="4320"/>
-          </w:tcPr>
-          <w:p>
-            <w:r>
-              <w:rPr>
-                <w:rFonts w:ascii="Apple SD Gothic Neo" w:hAnsi="Apple SD Gothic Neo" w:eastAsia="Apple SD Gothic Neo"/>
-                <w:sz w:val="19"/>
-              </w:rPr>
-              <w:t>약 −14%</w:t>
-            </w:r>
-          </w:p>
-        </w:tc>
-      </w:tr>
-      <w:tr>
-        <w:tc>
-          <w:tcPr>
-            <w:tcW w:type="dxa" w:w="4320"/>
-          </w:tcPr>
-          <w:p>
-            <w:r>
-              <w:rPr>
-                <w:rFonts w:ascii="Apple SD Gothic Neo" w:hAnsi="Apple SD Gothic Neo" w:eastAsia="Apple SD Gothic Neo"/>
-                <w:sz w:val="19"/>
-              </w:rPr>
-              <w:t>70° 고정</w:t>
-            </w:r>
-          </w:p>
-        </w:tc>
-        <w:tc>
-          <w:tcPr>
-            <w:tcW w:type="dxa" w:w="4320"/>
-          </w:tcPr>
-          <w:p>
-            <w:r>
-              <w:rPr>
-                <w:rFonts w:ascii="Apple SD Gothic Neo" w:hAnsi="Apple SD Gothic Neo" w:eastAsia="Apple SD Gothic Neo"/>
-                <w:sz w:val="19"/>
-              </w:rPr>
-              <w:t>약 −13%</w:t>
-            </w:r>
-          </w:p>
-        </w:tc>
-      </w:tr>
-    </w:tbl>
+    <w:p>
+      <w:r>
+        <w:rPr>
+          <w:rFonts w:ascii="Apple SD Gothic Neo" w:hAnsi="Apple SD Gothic Neo" w:eastAsia="Apple SD Gothic Neo"/>
+          <w:sz w:val="21"/>
+        </w:rPr>
+        <w:t xml:space="preserve">초판은 위 표를 시야계수 버그(날개폭 2배) 상태로 계산해 "90°가 최적, AI vs 60° +16.2%"가 나왔다. 버그를 고치면 +6.5%로 줄고, 셀 띠 마진을 반영하면 90° 최적이 깨지며, IAM까지 넣으면 최적이 75~88° 고원으로 안착한다. 교정 과정과 재현 코드는 </w:t>
+      </w:r>
+      <w:r>
+        <w:rPr>
+          <w:rFonts w:ascii="Menlo" w:hAnsi="Menlo" w:eastAsia="Apple SD Gothic Neo"/>
+          <w:sz w:val="19"/>
+        </w:rPr>
+        <w:t>ADVERSARIAL_REVIEW_RESULTS.md</w:t>
+      </w:r>
+      <w:r>
+        <w:rPr>
+          <w:rFonts w:ascii="Apple SD Gothic Neo" w:hAnsi="Apple SD Gothic Neo" w:eastAsia="Apple SD Gothic Neo"/>
+          <w:sz w:val="21"/>
+        </w:rPr>
+        <w:t xml:space="preserve"> + </w:t>
+      </w:r>
+      <w:r>
+        <w:rPr>
+          <w:rFonts w:ascii="Menlo" w:hAnsi="Menlo" w:eastAsia="Apple SD Gothic Neo"/>
+          <w:sz w:val="19"/>
+        </w:rPr>
+        <w:t>verify_adversarial*.py</w:t>
+      </w:r>
+      <w:r>
+        <w:rPr>
+          <w:rFonts w:ascii="Apple SD Gothic Neo" w:hAnsi="Apple SD Gothic Neo" w:eastAsia="Apple SD Gothic Neo"/>
+          <w:sz w:val="21"/>
+        </w:rPr>
+        <w:t xml:space="preserve">, 재발 방지 게이트는 </w:t>
+      </w:r>
+      <w:r>
+        <w:rPr>
+          <w:rFonts w:ascii="Menlo" w:hAnsi="Menlo" w:eastAsia="Apple SD Gothic Neo"/>
+          <w:sz w:val="19"/>
+        </w:rPr>
+        <w:t>invariants_v17.py</w:t>
+      </w:r>
+      <w:r>
+        <w:rPr>
+          <w:rFonts w:ascii="Apple SD Gothic Neo" w:hAnsi="Apple SD Gothic Neo" w:eastAsia="Apple SD Gothic Neo"/>
+          <w:sz w:val="21"/>
+        </w:rPr>
+        <w:t>(8종 자동 검사)에 있다.</w:t>
+      </w:r>
+    </w:p>
     <w:p>
       <w:r>
         <w:rPr>
@@ -1689,7 +1826,7 @@
           <w:rFonts w:ascii="Apple SD Gothic Neo" w:hAnsi="Apple SD Gothic Neo" w:eastAsia="Apple SD Gothic Neo"/>
           <w:sz w:val="24"/>
         </w:rPr>
-        <w:t>① "발전 부스터로서의 AI"는 여전히 성립하지 않는다 — 답이 바뀌었을 뿐</w:t>
+        <w:t>① "발전 부스터로서의 AI"는 여전히 천장이 낮다 — 그러나 천장의 위치가 바뀌었다</w:t>
       </w:r>
     </w:p>
     <w:p>
@@ -1698,22 +1835,21 @@
           <w:rFonts w:ascii="Apple SD Gothic Neo" w:hAnsi="Apple SD Gothic Neo" w:eastAsia="Apple SD Gothic Neo"/>
           <w:sz w:val="21"/>
         </w:rPr>
-        <w:t xml:space="preserve">기존: "60° 고정이면 AI 없이도 거의 최적" → 현재: "닫아 두면 AI 없이도 최적". 어느 쪽이든 </w:t>
+        <w:t xml:space="preserve">정답 고정(81°) 대비 +0.5%가 정직한 천장이다. 이 천장을 우리가 먼저 공개하는 것이 신뢰 자산이다 (자세한 논리 체계 = </w:t>
       </w:r>
       <w:r>
         <w:rPr>
-          <w:rFonts w:ascii="Apple SD Gothic Neo" w:hAnsi="Apple SD Gothic Neo" w:eastAsia="Apple SD Gothic Neo"/>
-          <w:b/>
-          <w:sz w:val="21"/>
+          <w:rFonts w:ascii="Menlo" w:hAnsi="Menlo" w:eastAsia="Apple SD Gothic Neo"/>
+          <w:sz w:val="19"/>
         </w:rPr>
-        <w:t>가만히 있는 상대를 AI가 크게 이기진 못한다</w:t>
+        <w:t>POSITIONING.md</w:t>
       </w:r>
       <w:r>
         <w:rPr>
           <w:rFonts w:ascii="Apple SD Gothic Neo" w:hAnsi="Apple SD Gothic Neo" w:eastAsia="Apple SD Gothic Neo"/>
           <w:sz w:val="21"/>
         </w:rPr>
-        <w:t>는 구조는 같다.</w:t>
+        <w:t>).</w:t>
       </w:r>
     </w:p>
     <w:p>
@@ -1725,7 +1861,7 @@
           <w:rFonts w:ascii="Apple SD Gothic Neo" w:hAnsi="Apple SD Gothic Neo" w:eastAsia="Apple SD Gothic Neo"/>
           <w:sz w:val="24"/>
         </w:rPr>
-        <w:t>② 그러나 "닫아 두기"는 불가능하다 — 그래서 AI의 진짜 일이 분명해졌다</w:t>
+        <w:t>② 환기와 발전의 긴장은 실재하고, 그래서 가드가 본업이다</w:t>
       </w:r>
     </w:p>
     <w:p>
@@ -1734,61 +1870,7 @@
           <w:rFonts w:ascii="Apple SD Gothic Neo" w:hAnsi="Apple SD Gothic Neo" w:eastAsia="Apple SD Gothic Neo"/>
           <w:sz w:val="21"/>
         </w:rPr>
-        <w:t xml:space="preserve">이 제품은 </w:t>
-      </w:r>
-      <w:r>
-        <w:rPr>
-          <w:rFonts w:ascii="Apple SD Gothic Neo" w:hAnsi="Apple SD Gothic Neo" w:eastAsia="Apple SD Gothic Neo"/>
-          <w:b/>
-          <w:sz w:val="21"/>
-        </w:rPr>
-        <w:t>실외기실 환기</w:t>
-      </w:r>
-      <w:r>
-        <w:rPr>
-          <w:rFonts w:ascii="Apple SD Gothic Neo" w:hAnsi="Apple SD Gothic Neo" w:eastAsia="Apple SD Gothic Neo"/>
-          <w:sz w:val="21"/>
-        </w:rPr>
-        <w:t xml:space="preserve">가 본업이다. 닫아 두면 환기가 0이 되어 제품의 존재 이유가 사라진다. 즉 </w:t>
-      </w:r>
-      <w:r>
-        <w:rPr>
-          <w:rFonts w:ascii="Apple SD Gothic Neo" w:hAnsi="Apple SD Gothic Neo" w:eastAsia="Apple SD Gothic Neo"/>
-          <w:b/>
-          <w:sz w:val="21"/>
-        </w:rPr>
-        <w:t>환기(열어야 함)와 발전(닫아야 함)이 정면으로 충돌</w:t>
-      </w:r>
-      <w:r>
-        <w:rPr>
-          <w:rFonts w:ascii="Apple SD Gothic Neo" w:hAnsi="Apple SD Gothic Neo" w:eastAsia="Apple SD Gothic Neo"/>
-          <w:sz w:val="21"/>
-        </w:rPr>
-        <w:t>하는 기하 구조다.</w:t>
-      </w:r>
-    </w:p>
-    <w:p>
-      <w:r>
-        <w:rPr>
-          <w:rFonts w:ascii="Apple SD Gothic Neo" w:hAnsi="Apple SD Gothic Neo" w:eastAsia="Apple SD Gothic Neo"/>
-          <w:sz w:val="21"/>
-        </w:rPr>
-        <w:t xml:space="preserve">그래서 현실의 운용은 반드시 "열었다 → 닫았다"의 반복이 되고, </w:t>
-      </w:r>
-      <w:r>
-        <w:rPr>
-          <w:rFonts w:ascii="Apple SD Gothic Neo" w:hAnsi="Apple SD Gothic Neo" w:eastAsia="Apple SD Gothic Neo"/>
-          <w:b/>
-          <w:sz w:val="21"/>
-        </w:rPr>
-        <w:t>열려 있는 동안과 열어 둔 채 방치된 동안의 손실이 −13~−16%</w:t>
-      </w:r>
-      <w:r>
-        <w:rPr>
-          <w:rFonts w:ascii="Apple SD Gothic Neo" w:hAnsi="Apple SD Gothic Neo" w:eastAsia="Apple SD Gothic Neo"/>
-          <w:sz w:val="21"/>
-        </w:rPr>
-        <w:t xml:space="preserve"> 다(기존 모델에선 −3~−5%로 보았다). AI의 역할은 발전을 띄우는 게 아니라:</w:t>
+        <w:t>최적(81°)은 거의 닫힌 각도이고, 환기를 위해 여는 방향(낮은 각)이 정확히 손실 절벽이다. 현실의 운용은 반드시 "열었다 → 닫았다"의 반복이 되고, 열어 둔 채 방치된 시간의 손실이 −8~−23%다. AI의 역할은:</w:t>
       </w:r>
     </w:p>
     <w:p>
@@ -1802,7 +1884,7 @@
           <w:color w:val="6B6B6B"/>
           <w:sz w:val="19"/>
         </w:rPr>
-        <w:t>환기가 필요한 시간에만 열고, 끝나는 즉시 최적(닫힘 방향)으로 되돌려 손실을 0에 붙이는 "가드"</w:t>
+        <w:t>환기가 필요한 시간에만 열고, 끝나는 즉시 최적 고원으로 되돌려 손실을 0에 붙이는 "가드"</w:t>
       </w:r>
     </w:p>
     <w:p>
@@ -1811,7 +1893,7 @@
           <w:rFonts w:ascii="Apple SD Gothic Neo" w:hAnsi="Apple SD Gothic Neo" w:eastAsia="Apple SD Gothic Neo"/>
           <w:sz w:val="21"/>
         </w:rPr>
-        <w:t xml:space="preserve">이 가드가 지키는 금액이 기존 평가의 </w:t>
+        <w:t xml:space="preserve">가드가 지키는 금액은 v16 평가 대비 약 1.5배(60° 기준), 방치 시나리오 기준 +16~30%다. 한편 여름 오후 환기 강제 개방(6–8월 13–17시 ≤30°) 가정에서도 연간 비용은 1.77%로 통제 가능 — </w:t>
       </w:r>
       <w:r>
         <w:rPr>
@@ -1819,14 +1901,14 @@
           <w:b/>
           <w:sz w:val="21"/>
         </w:rPr>
-        <w:t>4~5배</w:t>
+        <w:t>완전 닫힘이 최적이 아니게 된 덕분에, 환기와 발전은 초판의 "정면충돌"보다는 양립 가능한 관계로 복귀</w:t>
       </w:r>
       <w:r>
         <w:rPr>
           <w:rFonts w:ascii="Apple SD Gothic Neo" w:hAnsi="Apple SD Gothic Neo" w:eastAsia="Apple SD Gothic Neo"/>
           <w:sz w:val="21"/>
         </w:rPr>
-        <w:t>로 커졌다는 것이 이번 발견의 사업적 핵심이다.</w:t>
+        <w:t>했다.</w:t>
       </w:r>
     </w:p>
     <w:p>
@@ -1838,7 +1920,7 @@
           <w:rFonts w:ascii="Apple SD Gothic Neo" w:hAnsi="Apple SD Gothic Neo" w:eastAsia="Apple SD Gothic Neo"/>
           <w:sz w:val="24"/>
         </w:rPr>
-        <w:t>③ "45° 제한" 재검토 권고가 더 강해졌다</w:t>
+        <w:t>③ "45° 제한" 재검토 권고는 유지된다</w:t>
       </w:r>
     </w:p>
     <w:p>
@@ -1855,14 +1937,14 @@
           <w:b/>
           <w:sz w:val="21"/>
         </w:rPr>
-        <w:t>약 −16%</w:t>
+        <w:t>−7.5%</w:t>
       </w:r>
       <w:r>
         <w:rPr>
           <w:rFonts w:ascii="Apple SD Gothic Neo" w:hAnsi="Apple SD Gothic Neo" w:eastAsia="Apple SD Gothic Neo"/>
           <w:sz w:val="21"/>
         </w:rPr>
-        <w:t>. 제한을 두려면 닫힘에 가까운 쪽이 옳다.</w:t>
+        <w:t>. 제한을 두려면 75~88° 고원 쪽이 옳다.</w:t>
       </w:r>
     </w:p>
     <w:p>
@@ -1874,7 +1956,7 @@
           <w:rFonts w:ascii="Apple SD Gothic Neo" w:hAnsi="Apple SD Gothic Neo" w:eastAsia="Apple SD Gothic Neo"/>
           <w:sz w:val="24"/>
         </w:rPr>
-        <w:t>④ (신규) 2세대 설계에 쓸 수 있는 레버가 발견됐다</w:t>
+        <w:t>④ 2세대 설계 레버도 유지된다</w:t>
       </w:r>
     </w:p>
     <w:p>
@@ -1883,7 +1965,7 @@
           <w:rFonts w:ascii="Apple SD Gothic Neo" w:hAnsi="Apple SD Gothic Neo" w:eastAsia="Apple SD Gothic Neo"/>
           <w:sz w:val="21"/>
         </w:rPr>
-        <w:t xml:space="preserve">손실의 근원은 "날개폭 = 간격"인 현재 기하다. </w:t>
+        <w:t xml:space="preserve">손실 절벽의 근원은 "날개폭 = 간격"인 현재 기하다. </w:t>
       </w:r>
       <w:r>
         <w:rPr>
@@ -1891,29 +1973,14 @@
           <w:b/>
           <w:sz w:val="21"/>
         </w:rPr>
-        <w:t>2세대에서 날개 간격을 넓히면(비율을 0.5 쪽으로)</w:t>
+        <w:t>2세대에서 날개 간격을 넓히면(비율↓)</w:t>
       </w:r>
       <w:r>
         <w:rPr>
           <w:rFonts w:ascii="Apple SD Gothic Neo" w:hAnsi="Apple SD Gothic Neo" w:eastAsia="Apple SD Gothic Neo"/>
           <w:sz w:val="21"/>
         </w:rPr>
-        <w:t xml:space="preserve"> 그림자 줄다리기가 완화되어, </w:t>
-      </w:r>
-      <w:r>
-        <w:rPr>
-          <w:rFonts w:ascii="Apple SD Gothic Neo" w:hAnsi="Apple SD Gothic Neo" w:eastAsia="Apple SD Gothic Neo"/>
-          <w:b/>
-          <w:sz w:val="21"/>
-        </w:rPr>
-        <w:t>열어 둔 상태에서도 발전 손실이 작은 제품</w:t>
-      </w:r>
-      <w:r>
-        <w:rPr>
-          <w:rFonts w:ascii="Apple SD Gothic Neo" w:hAnsi="Apple SD Gothic Neo" w:eastAsia="Apple SD Gothic Neo"/>
-          <w:sz w:val="21"/>
-        </w:rPr>
-        <w:t>이 된다 — 환기와 발전이 양립한다. 셀 교체(M6→M10)와 별개로 검토할 가치가 있는 설계 변수다.</w:t>
+        <w:t xml:space="preserve"> 절벽이 완화되어 열어 둔 상태의 발전 손실이 작아진다 — 환기-발전 양립 폭이 넓어진다. 셀 교체(M6→M10)와 별개로 검토할 가치가 있는 설계 변수다.</w:t>
       </w:r>
     </w:p>
     <w:p>
@@ -1957,7 +2024,7 @@
           <w:rFonts w:ascii="Apple SD Gothic Neo" w:hAnsi="Apple SD Gothic Neo" w:eastAsia="Apple SD Gothic Neo"/>
           <w:sz w:val="21"/>
         </w:rPr>
-        <w:t>이다(치수가 직접 적혀 있진 않음). 다만 "닫으면 빈틈없이 맞닿는" 구조가 도면에 그려져 있어 ±5% 안쪽이며, 비율이 0.9~1.0 어디여도 "60° 고정은 큰 손실"이라는 결론은 같다.</w:t>
+        <w:t>이다(치수가 직접 적혀 있진 않음). "닫으면 빈틈없이 맞닿는" 구조가 도면에 그려져 있어 ±5% 안쪽으로 본다. 민감도: 비율 0.95~1.05에서 "최적 = 닫힘 직전 고원" 결론 불변.</w:t>
       </w:r>
     </w:p>
     <w:p>
@@ -1966,7 +2033,31 @@
           <w:rFonts w:ascii="Apple SD Gothic Neo" w:hAnsi="Apple SD Gothic Neo" w:eastAsia="Apple SD Gothic Neo"/>
           <w:sz w:val="21"/>
         </w:rPr>
-        <w:t xml:space="preserve">2. 날개를 </w:t>
+        <w:t xml:space="preserve">2. </w:t>
+      </w:r>
+      <w:r>
+        <w:rPr>
+          <w:rFonts w:ascii="Apple SD Gothic Neo" w:hAnsi="Apple SD Gothic Neo" w:eastAsia="Apple SD Gothic Neo"/>
+          <w:b/>
+          <w:sz w:val="21"/>
+        </w:rPr>
+        <w:t>결정에 민감한 입력은 3개뿐</w:t>
+      </w:r>
+      <w:r>
+        <w:rPr>
+          <w:rFonts w:ascii="Apple SD Gothic Neo" w:hAnsi="Apple SD Gothic Neo" w:eastAsia="Apple SD Gothic Neo"/>
+          <w:sz w:val="21"/>
+        </w:rPr>
+        <w:t>이다(자동 공격 루프로 전수 확인): 날개폭/간격 실측치, 셀 띠 위치(중앙 = 도면 확정), 현장 알베도(지면·맞은편 건물 반사율 — 기본 0.15 가정, 0~0.2 어디서도 최적은 75~84° 고원 내). 이 3개가 바뀌면 수치가 움직인다.</w:t>
+      </w:r>
+    </w:p>
+    <w:p>
+      <w:r>
+        <w:rPr>
+          <w:rFonts w:ascii="Apple SD Gothic Neo" w:hAnsi="Apple SD Gothic Neo" w:eastAsia="Apple SD Gothic Neo"/>
+          <w:sz w:val="21"/>
+        </w:rPr>
+        <w:t xml:space="preserve">3. 날개를 </w:t>
       </w:r>
       <w:r>
         <w:rPr>
@@ -1990,7 +2081,7 @@
           <w:rFonts w:ascii="Apple SD Gothic Neo" w:hAnsi="Apple SD Gothic Neo" w:eastAsia="Apple SD Gothic Neo"/>
           <w:sz w:val="21"/>
         </w:rPr>
-        <w:t xml:space="preserve">3. 모든 수치는 </w:t>
+        <w:t xml:space="preserve">4. 모든 수치는 </w:t>
       </w:r>
       <w:r>
         <w:rPr>
@@ -2020,7 +2111,7 @@
           <w:rFonts w:ascii="Apple SD Gothic Neo" w:hAnsi="Apple SD Gothic Neo" w:eastAsia="Apple SD Gothic Neo"/>
           <w:sz w:val="21"/>
         </w:rPr>
-        <w:t>을 내놓는다: *"45° 고정으로 설치된 현장의 실제 발전량은, 그림자를 무시한 단순 계산보다 약 30% 낮게 나와야 한다."* 1세대 실측 데이터가 들어오면 이 모델이 맞는지 바로 판가름 난다.</w:t>
+        <w:t>을 내놓는다: *"45° 고정으로 설치된 현장의 직달광 발전분은, 그림자를 무시한 단순 계산보다 약 38% 낮게 나와야 한다."* 1세대 실측 데이터가 들어오면 이 모델이 맞는지 바로 판가름 난다.</w:t>
       </w:r>
     </w:p>
     <w:p>
@@ -2029,35 +2120,7 @@
           <w:rFonts w:ascii="Apple SD Gothic Neo" w:hAnsi="Apple SD Gothic Neo" w:eastAsia="Apple SD Gothic Neo"/>
           <w:sz w:val="21"/>
         </w:rPr>
-        <w:t>4. 기존 보고서(</w:t>
-      </w:r>
-      <w:r>
-        <w:rPr>
-          <w:rFonts w:ascii="Menlo" w:hAnsi="Menlo" w:eastAsia="Apple SD Gothic Neo"/>
-          <w:sz w:val="19"/>
-        </w:rPr>
-        <w:t>POSITIONING.md</w:t>
-      </w:r>
-      <w:r>
-        <w:rPr>
-          <w:rFonts w:ascii="Apple SD Gothic Neo" w:hAnsi="Apple SD Gothic Neo" w:eastAsia="Apple SD Gothic Neo"/>
-          <w:sz w:val="21"/>
-        </w:rPr>
-        <w:t xml:space="preserve">, </w:t>
-      </w:r>
-      <w:r>
-        <w:rPr>
-          <w:rFonts w:ascii="Menlo" w:hAnsi="Menlo" w:eastAsia="Apple SD Gothic Neo"/>
-          <w:sz w:val="19"/>
-        </w:rPr>
-        <w:t>CHANGES_V15_V16.md</w:t>
-      </w:r>
-      <w:r>
-        <w:rPr>
-          <w:rFonts w:ascii="Apple SD Gothic Neo" w:hAnsi="Apple SD Gothic Neo" w:eastAsia="Apple SD Gothic Neo"/>
-          <w:sz w:val="21"/>
-        </w:rPr>
-        <w:t xml:space="preserve">)의 수치 사다리는 </w:t>
+        <w:t xml:space="preserve">5. 자동 검토 루프가 남긴 </w:t>
       </w:r>
       <w:r>
         <w:rPr>
@@ -2065,14 +2128,28 @@
           <w:b/>
           <w:sz w:val="21"/>
         </w:rPr>
-        <w:t>전부 옛 가정(비율 0.5) 기준</w:t>
+        <w:t>수동 검토 목록 7건</w:t>
       </w:r>
       <w:r>
         <w:rPr>
           <w:rFonts w:ascii="Apple SD Gothic Neo" w:hAnsi="Apple SD Gothic Neo" w:eastAsia="Apple SD Gothic Neo"/>
           <w:sz w:val="21"/>
         </w:rPr>
-        <w:t>이므로, 본 보고서 기준으로 갱신이 필요하다.</w:t>
+        <w:t>(셀 온도, 대류, 날개 사이 반사, 구동 마찰, 병렬 스트링 전류 부정합 등)은 정량화 전이다 — 결론을 바꿀 가능성은 낮게 보나 원장(</w:t>
+      </w:r>
+      <w:r>
+        <w:rPr>
+          <w:rFonts w:ascii="Menlo" w:hAnsi="Menlo" w:eastAsia="Apple SD Gothic Neo"/>
+          <w:sz w:val="19"/>
+        </w:rPr>
+        <w:t>loop_ledger_v17.jsonl</w:t>
+      </w:r>
+      <w:r>
+        <w:rPr>
+          <w:rFonts w:ascii="Apple SD Gothic Neo" w:hAnsi="Apple SD Gothic Neo" w:eastAsia="Apple SD Gothic Neo"/>
+          <w:sz w:val="21"/>
+        </w:rPr>
+        <w:t>)에 기록해 두었다.</w:t>
       </w:r>
     </w:p>
     <w:p>
@@ -2092,7 +2169,7 @@
           <w:rFonts w:ascii="Apple SD Gothic Neo" w:hAnsi="Apple SD Gothic Neo" w:eastAsia="Apple SD Gothic Neo"/>
           <w:sz w:val="28"/>
         </w:rPr>
-        <w:t>7. 다음 할 일</w:t>
+        <w:t>7. 진행 현황과 다음 할 일</w:t>
       </w:r>
     </w:p>
     <w:tbl>
@@ -2148,7 +2225,7 @@
                 <w:b/>
                 <w:sz w:val="19"/>
               </w:rPr>
-              <w:t>내용</w:t>
+              <w:t>상태</w:t>
             </w:r>
           </w:p>
         </w:tc>
@@ -2176,10 +2253,9 @@
             <w:r>
               <w:rPr>
                 <w:rFonts w:ascii="Apple SD Gothic Neo" w:hAnsi="Apple SD Gothic Neo" w:eastAsia="Apple SD Gothic Neo"/>
-                <w:b/>
                 <w:sz w:val="19"/>
               </w:rPr>
-              <w:t>v17 재학습</w:t>
+              <w:t>v17 재학습 (실기하 정답 재생성 → 재학습 → 재평가)</w:t>
             </w:r>
           </w:p>
         </w:tc>
@@ -2193,7 +2269,7 @@
                 <w:rFonts w:ascii="Apple SD Gothic Neo" w:hAnsi="Apple SD Gothic Neo" w:eastAsia="Apple SD Gothic Neo"/>
                 <w:sz w:val="19"/>
               </w:rPr>
-              <w:t>실제 기하(폭 97.5/간격 97.5)로 정답 각도 재생성 → AI 모델 재학습 → 성능 재평가</w:t>
+              <w:t>✅ 완료 (R² 0.96 · 오차 0.6° · 후회율 0.033%)</w:t>
             </w:r>
           </w:p>
         </w:tc>
@@ -2223,7 +2299,7 @@
                 <w:rFonts w:ascii="Apple SD Gothic Neo" w:hAnsi="Apple SD Gothic Neo" w:eastAsia="Apple SD Gothic Neo"/>
                 <w:sz w:val="19"/>
               </w:rPr>
-              <w:t>POSITIONING 개정</w:t>
+              <w:t>적대검토 + 자동 재귀검증 루프 (이 정정판의 근거)</w:t>
             </w:r>
           </w:p>
         </w:tc>
@@ -2237,7 +2313,7 @@
                 <w:rFonts w:ascii="Apple SD Gothic Neo" w:hAnsi="Apple SD Gothic Neo" w:eastAsia="Apple SD Gothic Neo"/>
                 <w:sz w:val="19"/>
               </w:rPr>
-              <w:t>수치 사다리·메시지를 실제 기하 기준으로 교체</w:t>
+              <w:t>✅ 완료 (게이트 8/8 통과)</w:t>
             </w:r>
           </w:p>
         </w:tc>
@@ -2254,6 +2330,94 @@
                 <w:sz w:val="19"/>
               </w:rPr>
               <w:t>3</w:t>
+            </w:r>
+          </w:p>
+        </w:tc>
+        <w:tc>
+          <w:tcPr>
+            <w:tcW w:type="dxa" w:w="2880"/>
+          </w:tcPr>
+          <w:p>
+            <w:r>
+              <w:rPr>
+                <w:rFonts w:ascii="Apple SD Gothic Neo" w:hAnsi="Apple SD Gothic Neo" w:eastAsia="Apple SD Gothic Neo"/>
+                <w:sz w:val="19"/>
+              </w:rPr>
+              <w:t>대시보드(app) v17 전환</w:t>
+            </w:r>
+          </w:p>
+        </w:tc>
+        <w:tc>
+          <w:tcPr>
+            <w:tcW w:type="dxa" w:w="2880"/>
+          </w:tcPr>
+          <w:p>
+            <w:r>
+              <w:rPr>
+                <w:rFonts w:ascii="Apple SD Gothic Neo" w:hAnsi="Apple SD Gothic Neo" w:eastAsia="Apple SD Gothic Neo"/>
+                <w:sz w:val="19"/>
+              </w:rPr>
+              <w:t>✅ 완료</w:t>
+            </w:r>
+          </w:p>
+        </w:tc>
+      </w:tr>
+      <w:tr>
+        <w:tc>
+          <w:tcPr>
+            <w:tcW w:type="dxa" w:w="2880"/>
+          </w:tcPr>
+          <w:p>
+            <w:r>
+              <w:rPr>
+                <w:rFonts w:ascii="Apple SD Gothic Neo" w:hAnsi="Apple SD Gothic Neo" w:eastAsia="Apple SD Gothic Neo"/>
+                <w:sz w:val="19"/>
+              </w:rPr>
+              <w:t>4</w:t>
+            </w:r>
+          </w:p>
+        </w:tc>
+        <w:tc>
+          <w:tcPr>
+            <w:tcW w:type="dxa" w:w="2880"/>
+          </w:tcPr>
+          <w:p>
+            <w:r>
+              <w:rPr>
+                <w:rFonts w:ascii="Apple SD Gothic Neo" w:hAnsi="Apple SD Gothic Neo" w:eastAsia="Apple SD Gothic Neo"/>
+                <w:sz w:val="19"/>
+              </w:rPr>
+              <w:t>POSITIONING 개정 (수치 사다리 v17 교체)</w:t>
+            </w:r>
+          </w:p>
+        </w:tc>
+        <w:tc>
+          <w:tcPr>
+            <w:tcW w:type="dxa" w:w="2880"/>
+          </w:tcPr>
+          <w:p>
+            <w:r>
+              <w:rPr>
+                <w:rFonts w:ascii="Apple SD Gothic Neo" w:hAnsi="Apple SD Gothic Neo" w:eastAsia="Apple SD Gothic Neo"/>
+                <w:sz w:val="19"/>
+              </w:rPr>
+              <w:t>✅ 완료</w:t>
+            </w:r>
+          </w:p>
+        </w:tc>
+      </w:tr>
+      <w:tr>
+        <w:tc>
+          <w:tcPr>
+            <w:tcW w:type="dxa" w:w="2880"/>
+          </w:tcPr>
+          <w:p>
+            <w:r>
+              <w:rPr>
+                <w:rFonts w:ascii="Apple SD Gothic Neo" w:hAnsi="Apple SD Gothic Neo" w:eastAsia="Apple SD Gothic Neo"/>
+                <w:sz w:val="19"/>
+              </w:rPr>
+              <w:t>5</w:t>
             </w:r>
           </w:p>
         </w:tc>
@@ -2289,7 +2453,7 @@
                 <w:rFonts w:ascii="Apple SD Gothic Neo" w:hAnsi="Apple SD Gothic Neo" w:eastAsia="Apple SD Gothic Neo"/>
                 <w:sz w:val="19"/>
               </w:rPr>
-              <w:t>1세대 현장 발전 데이터 연결 — 본 모델의 "음영 30%" 예측을 실측으로 심판</w:t>
+              <w:t>1세대 현장 발전 데이터 연결 — "45° 현장 직달 −38%" 예측을 실측으로 심판</w:t>
             </w:r>
           </w:p>
         </w:tc>
@@ -2305,7 +2469,7 @@
                 <w:rFonts w:ascii="Apple SD Gothic Neo" w:hAnsi="Apple SD Gothic Neo" w:eastAsia="Apple SD Gothic Neo"/>
                 <w:sz w:val="19"/>
               </w:rPr>
-              <w:t>4</w:t>
+              <w:t>6</w:t>
             </w:r>
           </w:p>
         </w:tc>
@@ -2367,21 +2531,77 @@
           <w:rFonts w:ascii="Apple SD Gothic Neo" w:hAnsi="Apple SD Gothic Neo" w:eastAsia="Apple SD Gothic Neo"/>
           <w:sz w:val="21"/>
         </w:rPr>
-        <w:t xml:space="preserve">(구기하) · ratio 스윕/실기하 검증 코드는 v17 작업 시 </w:t>
+        <w:t xml:space="preserve">(v17) · 적대검토 재현: </w:t>
       </w:r>
       <w:r>
         <w:rPr>
           <w:rFonts w:ascii="Menlo" w:hAnsi="Menlo" w:eastAsia="Apple SD Gothic Neo"/>
           <w:sz w:val="19"/>
         </w:rPr>
-        <w:t>verify_geometry.py</w:t>
+        <w:t>verify_adversarial.py</w:t>
       </w:r>
       <w:r>
         <w:rPr>
           <w:rFonts w:ascii="Apple SD Gothic Neo" w:hAnsi="Apple SD Gothic Neo" w:eastAsia="Apple SD Gothic Neo"/>
           <w:sz w:val="21"/>
         </w:rPr>
-        <w:t xml:space="preserve">로 정식화 예정. 도면 원본: </w:t>
+        <w:t>/</w:t>
+      </w:r>
+      <w:r>
+        <w:rPr>
+          <w:rFonts w:ascii="Menlo" w:hAnsi="Menlo" w:eastAsia="Apple SD Gothic Neo"/>
+          <w:sz w:val="19"/>
+        </w:rPr>
+        <w:t>2</w:t>
+      </w:r>
+      <w:r>
+        <w:rPr>
+          <w:rFonts w:ascii="Apple SD Gothic Neo" w:hAnsi="Apple SD Gothic Neo" w:eastAsia="Apple SD Gothic Neo"/>
+          <w:sz w:val="21"/>
+        </w:rPr>
+        <w:t>/</w:t>
+      </w:r>
+      <w:r>
+        <w:rPr>
+          <w:rFonts w:ascii="Menlo" w:hAnsi="Menlo" w:eastAsia="Apple SD Gothic Neo"/>
+          <w:sz w:val="19"/>
+        </w:rPr>
+        <w:t>3</w:t>
+      </w:r>
+      <w:r>
+        <w:rPr>
+          <w:rFonts w:ascii="Apple SD Gothic Neo" w:hAnsi="Apple SD Gothic Neo" w:eastAsia="Apple SD Gothic Neo"/>
+          <w:sz w:val="21"/>
+        </w:rPr>
+        <w:t xml:space="preserve"> · 재발 방지 게이트: </w:t>
+      </w:r>
+      <w:r>
+        <w:rPr>
+          <w:rFonts w:ascii="Menlo" w:hAnsi="Menlo" w:eastAsia="Apple SD Gothic Neo"/>
+          <w:sz w:val="19"/>
+        </w:rPr>
+        <w:t>invariants_v17.py</w:t>
+      </w:r>
+      <w:r>
+        <w:rPr>
+          <w:rFonts w:ascii="Apple SD Gothic Neo" w:hAnsi="Apple SD Gothic Neo" w:eastAsia="Apple SD Gothic Neo"/>
+          <w:sz w:val="21"/>
+        </w:rPr>
+        <w:t xml:space="preserve"> · 자동 공격 루프: </w:t>
+      </w:r>
+      <w:r>
+        <w:rPr>
+          <w:rFonts w:ascii="Menlo" w:hAnsi="Menlo" w:eastAsia="Apple SD Gothic Neo"/>
+          <w:sz w:val="19"/>
+        </w:rPr>
+        <w:t>loop_attack.py</w:t>
+      </w:r>
+      <w:r>
+        <w:rPr>
+          <w:rFonts w:ascii="Apple SD Gothic Neo" w:hAnsi="Apple SD Gothic Neo" w:eastAsia="Apple SD Gothic Neo"/>
+          <w:sz w:val="21"/>
+        </w:rPr>
+        <w:t xml:space="preserve">. 도면 원본: </w:t>
       </w:r>
       <w:r>
         <w:rPr>
